--- a/papers/muniz.docx
+++ b/papers/muniz.docx
@@ -805,7 +805,7 @@
           <w:rFonts w:ascii="Times New Roman" w:hAnsi="Times New Roman" w:cs="Times New Roman"/>
           <w:lang w:val="en-US"/>
         </w:rPr>
-        <w:t xml:space="preserve"> “because we belong to many </w:t>
+        <w:t xml:space="preserve"> “because we belong </w:t>
       </w:r>
       <w:r>
         <w:rPr>
@@ -813,7 +813,7 @@
           <w:lang w:val="en-US"/>
         </w:rPr>
         <w:lastRenderedPageBreak/>
-        <w:t>different and often discrepant networks and communities, we belong wholly to none of them” (199</w:t>
+        <w:t>to many different and often discrepant networks and communities, we belong wholly to none of them” (199</w:t>
       </w:r>
       <w:r>
         <w:rPr>
@@ -1905,7 +1905,7 @@
           <w:rFonts w:ascii="Times New Roman" w:hAnsi="Times New Roman" w:cs="Times New Roman"/>
           <w:lang w:val="en-US"/>
         </w:rPr>
-        <w:t xml:space="preserve"> However, what mainly concerns us here is his rejection of the post-modern alternative. Gray characterizes Rorty’s view: “Rorty believes giving up foundationalist projects and accepting the contingency of their </w:t>
+        <w:t xml:space="preserve"> However, what mainly concerns us here is his rejection of the post-modern alternative. Gray characterizes Rorty’s view: “Rorty believes giving up foundationalist projects and accepting the contingency of </w:t>
       </w:r>
       <w:r>
         <w:rPr>
@@ -1913,7 +1913,7 @@
           <w:lang w:val="en-US"/>
         </w:rPr>
         <w:lastRenderedPageBreak/>
-        <w:t xml:space="preserve">practices and the fragility of liberal hopes would strengthen liberal ironists in their commitment to their life” (2007a [1995], p. 254). The post-modernist </w:t>
+        <w:t xml:space="preserve">their practices and the fragility of liberal hopes would strengthen liberal ironists in their commitment to their life” (2007a [1995], p. 254). The post-modernist </w:t>
       </w:r>
       <w:proofErr w:type="gramStart"/>
       <w:r>
@@ -2461,7 +2461,7 @@
           <w:color w:val="0D0D0D" w:themeColor="text1" w:themeTint="F2"/>
           <w:lang w:val="en-US"/>
         </w:rPr>
-        <w:t xml:space="preserve"> seems exaggerated. As Michael Bacon points out, in Rorty’s utopia there is a difference between universal validity and universal </w:t>
+        <w:t xml:space="preserve"> seems exaggerated. As Michael Bacon points out, in Rorty’s utopia there is a difference between universal validity </w:t>
       </w:r>
       <w:r>
         <w:rPr>
@@ -2470,7 +2470,7 @@
           <w:lang w:val="en-US"/>
         </w:rPr>
         <w:lastRenderedPageBreak/>
-        <w:t>reach</w:t>
+        <w:t>and universal reach</w:t>
       </w:r>
       <w:r>
         <w:rPr>
@@ -2628,16 +2628,7 @@
           <w:color w:val="000000" w:themeColor="text1"/>
           <w:lang w:val="en-US"/>
         </w:rPr>
-        <w:t xml:space="preserve">rationalization, and thus liberalism has no need of the sort of </w:t>
-      </w:r>
-      <w:r>
-        <w:rPr>
-          <w:rFonts w:ascii="Times New Roman" w:hAnsi="Times New Roman" w:cs="Times New Roman"/>
-          <w:color w:val="000000" w:themeColor="text1"/>
-          <w:lang w:val="en-US"/>
-        </w:rPr>
-        <w:lastRenderedPageBreak/>
-        <w:t xml:space="preserve">philosophical grounding of which writers like MacIntyre and Gray believe it is now being deprived” (p. 64).  </w:t>
+        <w:t xml:space="preserve">rationalization, and thus liberalism has no need of the sort of philosophical grounding of which writers like MacIntyre and Gray believe it is now being deprived” (p. 64).  </w:t>
       </w:r>
     </w:p>
     <w:p>
@@ -2658,6 +2649,7 @@
           <w:color w:val="000000" w:themeColor="text1"/>
           <w:lang w:val="en-US"/>
         </w:rPr>
+        <w:lastRenderedPageBreak/>
         <w:t>Yet this does not fully respond to the claim that this relationship has transformed into a symbiotic one, given how embedded the Enlightenment premises are in liberal cultures. Against this empirical claim, one can respond, as Rorty (1997) himself did, maintaining that Gray’s prediction is simply overly pessimistic, and that “maybe he is right that political hope cannot survive in a post-modernist intellectual climate. But maybe it can” (p. 50). It follows that both proposals must be taken as wagers. Here Gray’s third point becomes relevant, since the stakes in Rorty’s wager seem unreasonably high. As Gray (1995 [1989]; 2007a [1995]) correctly points out, there is a strong element of human emancipation and self-creation in his post-modern liberalism that owes much to the Romantic movement and to the Enlightenment itself. Nonetheless, this is not the case in his own post-modern liberal conservatism, which is a much more modest, Hobbesian stance. What is being defended is the legacy of civil society, not individual self-creation but mere peaceful coexistence. Therefore, the plausibility of not needing to rely on any philosophical foundations at all is much higher than in Rorty’s case.</w:t>
       </w:r>
     </w:p>
@@ -2713,7 +2705,23 @@
           <w:color w:val="000000" w:themeColor="text1"/>
           <w:lang w:val="en-US"/>
         </w:rPr>
-        <w:t xml:space="preserve"> historical logic, in the sense that Gray justifies his shift by claiming that this view is no longer apt for current conditions. However, Gray’s later pluralist project pulls the thread of </w:t>
+        <w:t xml:space="preserve"> historical logic, in the sense that Gray justifies his shift by claiming that this view is no longer apt for current conditions. However, Gray’s later pluralist project pulls the thread of value-pluralism furthe</w:t>
+      </w:r>
+      <w:r>
+        <w:rPr>
+          <w:rFonts w:ascii="Times New Roman" w:hAnsi="Times New Roman" w:cs="Times New Roman"/>
+          <w:color w:val="000000" w:themeColor="text1"/>
+          <w:lang w:val="en-US"/>
+        </w:rPr>
+        <w:t>r</w:t>
+      </w:r>
+      <w:r>
+        <w:rPr>
+          <w:rFonts w:ascii="Times New Roman" w:hAnsi="Times New Roman" w:cs="Times New Roman"/>
+          <w:color w:val="000000" w:themeColor="text1"/>
+          <w:lang w:val="en-US"/>
+        </w:rPr>
+        <w:t>, making value-</w:t>
       </w:r>
       <w:r>
         <w:rPr>
@@ -2722,23 +2730,7 @@
           <w:lang w:val="en-US"/>
         </w:rPr>
         <w:lastRenderedPageBreak/>
-        <w:t>value-pluralism furthe</w:t>
-      </w:r>
-      <w:r>
-        <w:rPr>
-          <w:rFonts w:ascii="Times New Roman" w:hAnsi="Times New Roman" w:cs="Times New Roman"/>
-          <w:color w:val="000000" w:themeColor="text1"/>
-          <w:lang w:val="en-US"/>
-        </w:rPr>
-        <w:t>r</w:t>
-      </w:r>
-      <w:r>
-        <w:rPr>
-          <w:rFonts w:ascii="Times New Roman" w:hAnsi="Times New Roman" w:cs="Times New Roman"/>
-          <w:color w:val="000000" w:themeColor="text1"/>
-          <w:lang w:val="en-US"/>
-        </w:rPr>
-        <w:t>, making value-pluralism itself the core of its justification, thus l</w:t>
+        <w:t>pluralism itself the core of its justification, thus l</w:t>
       </w:r>
       <w:r>
         <w:rPr>
@@ -3199,7 +3191,16 @@
           <w:color w:val="000000" w:themeColor="text1"/>
           <w:lang w:val="en-US"/>
         </w:rPr>
-        <w:t>He proposes a standpoint that is said to be universal. He thinks that the universal minimum means that he can criticize worldviews and moralities from the outside without committing himself to the Enlightenment project that prescribes a single way of life. The problem, however, is that this response comes at a cost, namely, it conflicts with value pluralism. (Bacon 2010, p. 382)</w:t>
+        <w:t xml:space="preserve">He proposes a standpoint that is said to be universal. He thinks that the universal minimum means that he can criticize worldviews and moralities from the outside without committing himself to the Enlightenment project that prescribes a single way of life. The problem, </w:t>
+      </w:r>
+      <w:r>
+        <w:rPr>
+          <w:rFonts w:ascii="Times New Roman" w:hAnsi="Times New Roman" w:cs="Times New Roman"/>
+          <w:color w:val="000000" w:themeColor="text1"/>
+          <w:lang w:val="en-US"/>
+        </w:rPr>
+        <w:lastRenderedPageBreak/>
+        <w:t>however, is that this response comes at a cost, namely, it conflicts with value pluralism. (Bacon 2010, p. 382)</w:t>
       </w:r>
     </w:p>
     <w:p>
@@ -3232,7 +3233,6 @@
           <w:color w:val="000000" w:themeColor="text1"/>
           <w:lang w:val="en-US"/>
         </w:rPr>
-        <w:lastRenderedPageBreak/>
         <w:t xml:space="preserve">In the need for the acceptance of the truth of value-pluralism, and the proposal of this universal minimum moral standard, </w:t>
       </w:r>
       <w:proofErr w:type="gramStart"/>
@@ -3877,7 +3877,16 @@
           <w:color w:val="000000" w:themeColor="text1"/>
           <w:lang w:val="en-US"/>
         </w:rPr>
-        <w:t xml:space="preserve">: either accept one of </w:t>
+        <w:t xml:space="preserve">: </w:t>
+      </w:r>
+      <w:r>
+        <w:rPr>
+          <w:rFonts w:ascii="Times New Roman" w:hAnsi="Times New Roman" w:cs="Times New Roman"/>
+          <w:color w:val="000000" w:themeColor="text1"/>
+          <w:lang w:val="en-US"/>
+        </w:rPr>
+        <w:lastRenderedPageBreak/>
+        <w:t xml:space="preserve">either accept one of </w:t>
       </w:r>
       <w:r>
         <w:rPr>
@@ -3949,16 +3958,7 @@
           <w:color w:val="000000" w:themeColor="text1"/>
           <w:lang w:val="en-US"/>
         </w:rPr>
-        <w:t xml:space="preserve">And although the alternative might seem uncertain in that it is </w:t>
-      </w:r>
-      <w:r>
-        <w:rPr>
-          <w:rFonts w:ascii="Times New Roman" w:hAnsi="Times New Roman" w:cs="Times New Roman"/>
-          <w:color w:val="000000" w:themeColor="text1"/>
-          <w:lang w:val="en-US"/>
-        </w:rPr>
-        <w:lastRenderedPageBreak/>
-        <w:t xml:space="preserve">indeed a wager, </w:t>
+        <w:t xml:space="preserve">And although the alternative might seem uncertain in that it is indeed a wager, </w:t>
       </w:r>
       <w:r>
         <w:rPr>
@@ -4507,7 +4507,6 @@
           <w:color w:val="000000" w:themeColor="text1"/>
           <w:lang w:val="en-US"/>
         </w:rPr>
-        <w:lastRenderedPageBreak/>
         <w:t>References</w:t>
       </w:r>
     </w:p>
@@ -4541,23 +4540,23 @@
           <w:rFonts w:ascii="Times New Roman" w:hAnsi="Times New Roman" w:cs="Times New Roman"/>
           <w:lang w:val="en-US"/>
         </w:rPr>
-        <w:t xml:space="preserve">Bacon, M. 2010. Breaking up is hard to </w:t>
-      </w:r>
-      <w:proofErr w:type="gramStart"/>
-      <w:r>
-        <w:rPr>
-          <w:rFonts w:ascii="Times New Roman" w:hAnsi="Times New Roman" w:cs="Times New Roman"/>
-          <w:lang w:val="en-US"/>
-        </w:rPr>
-        <w:t>do:</w:t>
-      </w:r>
-      <w:proofErr w:type="gramEnd"/>
-      <w:r>
-        <w:rPr>
-          <w:rFonts w:ascii="Times New Roman" w:hAnsi="Times New Roman" w:cs="Times New Roman"/>
-          <w:lang w:val="en-US"/>
-        </w:rPr>
-        <w:t xml:space="preserve"> John Gray’s complicated relationship with the liberal project. </w:t>
+        <w:t xml:space="preserve">Bacon, M. 2004. ‘That's the way we happen to do things around here’: Richard </w:t>
+      </w:r>
+      <w:proofErr w:type="spellStart"/>
+      <w:r>
+        <w:rPr>
+          <w:rFonts w:ascii="Times New Roman" w:hAnsi="Times New Roman" w:cs="Times New Roman"/>
+          <w:lang w:val="en-US"/>
+        </w:rPr>
+        <w:t>Rorty</w:t>
+      </w:r>
+      <w:proofErr w:type="spellEnd"/>
+      <w:r>
+        <w:rPr>
+          <w:rFonts w:ascii="Times New Roman" w:hAnsi="Times New Roman" w:cs="Times New Roman"/>
+          <w:lang w:val="en-US"/>
+        </w:rPr>
+        <w:t xml:space="preserve"> and political liberalism. </w:t>
       </w:r>
       <w:r>
         <w:rPr>
@@ -4566,14 +4565,14 @@
           <w:iCs/>
           <w:lang w:val="en-US"/>
         </w:rPr>
-        <w:t>Social Theory and Practice</w:t>
-      </w:r>
-      <w:r>
-        <w:rPr>
-          <w:rFonts w:ascii="Times New Roman" w:hAnsi="Times New Roman" w:cs="Times New Roman"/>
-          <w:lang w:val="en-US"/>
-        </w:rPr>
-        <w:t>, 36(3):365–384.</w:t>
+        <w:t>Doctoral dissertation, London School of Economics and Political Science</w:t>
+      </w:r>
+      <w:r>
+        <w:rPr>
+          <w:rFonts w:ascii="Times New Roman" w:hAnsi="Times New Roman" w:cs="Times New Roman"/>
+          <w:lang w:val="en-US"/>
+        </w:rPr>
+        <w:t>. ProQuest Dissertations Publishing.</w:t>
       </w:r>
     </w:p>
     <w:p>
@@ -4602,7 +4601,27 @@
           <w:iCs/>
           <w:lang w:val="en-US"/>
         </w:rPr>
-        <w:t>Richard Rorty: Pragmatism and political liberalism</w:t>
+        <w:t xml:space="preserve">Richard </w:t>
+      </w:r>
+      <w:proofErr w:type="spellStart"/>
+      <w:r>
+        <w:rPr>
+          <w:rFonts w:ascii="Times New Roman" w:hAnsi="Times New Roman" w:cs="Times New Roman"/>
+          <w:i/>
+          <w:iCs/>
+          <w:lang w:val="en-US"/>
+        </w:rPr>
+        <w:t>Rorty</w:t>
+      </w:r>
+      <w:proofErr w:type="spellEnd"/>
+      <w:r>
+        <w:rPr>
+          <w:rFonts w:ascii="Times New Roman" w:hAnsi="Times New Roman" w:cs="Times New Roman"/>
+          <w:i/>
+          <w:iCs/>
+          <w:lang w:val="en-US"/>
+        </w:rPr>
+        <w:t>: Pragmatism and political liberalism</w:t>
       </w:r>
       <w:r>
         <w:rPr>
@@ -4629,7 +4648,23 @@
           <w:rFonts w:ascii="Times New Roman" w:hAnsi="Times New Roman" w:cs="Times New Roman"/>
           <w:lang w:val="en-US"/>
         </w:rPr>
-        <w:t>———. 2004. ‘That's the way we happen to do things around here’: Richard Rorty and political liberalism. Doctoral dissertation, London School of Economics and Political Science. ProQuest Dissertations Publishing.</w:t>
+        <w:t xml:space="preserve">———. 2010. Breaking up is hard to do: John Gray’s complicated relationship with the liberal project. </w:t>
+      </w:r>
+      <w:r>
+        <w:rPr>
+          <w:rFonts w:ascii="Times New Roman" w:hAnsi="Times New Roman" w:cs="Times New Roman"/>
+          <w:i/>
+          <w:iCs/>
+          <w:lang w:val="en-US"/>
+        </w:rPr>
+        <w:t>Social Theory and Practice</w:t>
+      </w:r>
+      <w:r>
+        <w:rPr>
+          <w:rFonts w:ascii="Times New Roman" w:hAnsi="Times New Roman" w:cs="Times New Roman"/>
+          <w:lang w:val="en-US"/>
+        </w:rPr>
+        <w:t>, 36(3):365–384.</w:t>
       </w:r>
     </w:p>
     <w:p>
@@ -4649,7 +4684,7 @@
           <w:rFonts w:ascii="Times New Roman" w:hAnsi="Times New Roman" w:cs="Times New Roman"/>
           <w:lang w:val="en-US"/>
         </w:rPr>
-        <w:t xml:space="preserve">Gray, J. 2007a/1995. </w:t>
+        <w:t xml:space="preserve">Gray, J. 1989. </w:t>
       </w:r>
       <w:r>
         <w:rPr>
@@ -4658,14 +4693,14 @@
           <w:iCs/>
           <w:lang w:val="en-US"/>
         </w:rPr>
-        <w:t>Enlightenment’s wake: Politics and culture at the close of the modern age</w:t>
-      </w:r>
-      <w:r>
-        <w:rPr>
-          <w:rFonts w:ascii="Times New Roman" w:hAnsi="Times New Roman" w:cs="Times New Roman"/>
-          <w:lang w:val="en-US"/>
-        </w:rPr>
-        <w:t>. Routledge Classics ed. Routledge.</w:t>
+        <w:t>Liberalisms: Essays in political philosophy</w:t>
+      </w:r>
+      <w:r>
+        <w:rPr>
+          <w:rFonts w:ascii="Times New Roman" w:hAnsi="Times New Roman" w:cs="Times New Roman"/>
+          <w:lang w:val="en-US"/>
+        </w:rPr>
+        <w:t>. Routledge.</w:t>
       </w:r>
     </w:p>
     <w:p>
@@ -4721,7 +4756,7 @@
           <w:rFonts w:ascii="Times New Roman" w:hAnsi="Times New Roman" w:cs="Times New Roman"/>
           <w:lang w:val="en-US"/>
         </w:rPr>
-        <w:t xml:space="preserve">———. 1989. </w:t>
+        <w:t xml:space="preserve">———. 1996/1993. </w:t>
       </w:r>
       <w:r>
         <w:rPr>
@@ -4730,14 +4765,14 @@
           <w:iCs/>
           <w:lang w:val="en-US"/>
         </w:rPr>
-        <w:t>Liberalisms: Essays in political philosophy</w:t>
-      </w:r>
-      <w:r>
-        <w:rPr>
-          <w:rFonts w:ascii="Times New Roman" w:hAnsi="Times New Roman" w:cs="Times New Roman"/>
-          <w:lang w:val="en-US"/>
-        </w:rPr>
-        <w:t>. Routledge.</w:t>
+        <w:t>Post-liberalism</w:t>
+      </w:r>
+      <w:r>
+        <w:rPr>
+          <w:rFonts w:ascii="Times New Roman" w:hAnsi="Times New Roman" w:cs="Times New Roman"/>
+          <w:lang w:val="en-US"/>
+        </w:rPr>
+        <w:t>: Studies in political thought. Routledge.</w:t>
       </w:r>
     </w:p>
     <w:p>
@@ -4757,7 +4792,7 @@
           <w:rFonts w:ascii="Times New Roman" w:hAnsi="Times New Roman" w:cs="Times New Roman"/>
           <w:lang w:val="en-US"/>
         </w:rPr>
-        <w:t xml:space="preserve">———. 1996/1993. </w:t>
+        <w:t xml:space="preserve">———. 2000a. </w:t>
       </w:r>
       <w:r>
         <w:rPr>
@@ -4766,14 +4801,14 @@
           <w:iCs/>
           <w:lang w:val="en-US"/>
         </w:rPr>
-        <w:t>Post-liberalism: Studies in political thought</w:t>
-      </w:r>
-      <w:r>
-        <w:rPr>
-          <w:rFonts w:ascii="Times New Roman" w:hAnsi="Times New Roman" w:cs="Times New Roman"/>
-          <w:lang w:val="en-US"/>
-        </w:rPr>
-        <w:t>. Routledge.</w:t>
+        <w:t>Two faces of liberalism</w:t>
+      </w:r>
+      <w:r>
+        <w:rPr>
+          <w:rFonts w:ascii="Times New Roman" w:hAnsi="Times New Roman" w:cs="Times New Roman"/>
+          <w:lang w:val="en-US"/>
+        </w:rPr>
+        <w:t>. The New Press.</w:t>
       </w:r>
     </w:p>
     <w:p>
@@ -4793,7 +4828,23 @@
           <w:rFonts w:ascii="Times New Roman" w:hAnsi="Times New Roman" w:cs="Times New Roman"/>
           <w:lang w:val="en-US"/>
         </w:rPr>
-        <w:t xml:space="preserve">———. 2007b. Reply to critics. In J. Horton and G. Newey (eds.), </w:t>
+        <w:t xml:space="preserve">———. 2000b. Where pluralists and liberals part company. In M. </w:t>
+      </w:r>
+      <w:proofErr w:type="spellStart"/>
+      <w:r>
+        <w:rPr>
+          <w:rFonts w:ascii="Times New Roman" w:hAnsi="Times New Roman" w:cs="Times New Roman"/>
+          <w:lang w:val="en-US"/>
+        </w:rPr>
+        <w:t>Baghramian</w:t>
+      </w:r>
+      <w:proofErr w:type="spellEnd"/>
+      <w:r>
+        <w:rPr>
+          <w:rFonts w:ascii="Times New Roman" w:hAnsi="Times New Roman" w:cs="Times New Roman"/>
+          <w:lang w:val="en-US"/>
+        </w:rPr>
+        <w:t xml:space="preserve"> and A. Ingram (eds.), </w:t>
       </w:r>
       <w:r>
         <w:rPr>
@@ -4802,14 +4853,14 @@
           <w:iCs/>
           <w:lang w:val="en-US"/>
         </w:rPr>
-        <w:t>The political theory of John Gray</w:t>
-      </w:r>
-      <w:r>
-        <w:rPr>
-          <w:rFonts w:ascii="Times New Roman" w:hAnsi="Times New Roman" w:cs="Times New Roman"/>
-          <w:lang w:val="en-US"/>
-        </w:rPr>
-        <w:t>, pp. 211–236. Routledge.</w:t>
+        <w:t>Pluralism: The philosophy and politics of diversity</w:t>
+      </w:r>
+      <w:r>
+        <w:rPr>
+          <w:rFonts w:ascii="Times New Roman" w:hAnsi="Times New Roman" w:cs="Times New Roman"/>
+          <w:lang w:val="en-US"/>
+        </w:rPr>
+        <w:t>, pp. 85–102. Routledge.</w:t>
       </w:r>
     </w:p>
     <w:p>
@@ -4829,7 +4880,7 @@
           <w:rFonts w:ascii="Times New Roman" w:hAnsi="Times New Roman" w:cs="Times New Roman"/>
           <w:lang w:val="en-US"/>
         </w:rPr>
-        <w:t xml:space="preserve">———. 2000a. </w:t>
+        <w:t xml:space="preserve">———. 2007a/1995. </w:t>
       </w:r>
       <w:r>
         <w:rPr>
@@ -4838,14 +4889,14 @@
           <w:iCs/>
           <w:lang w:val="en-US"/>
         </w:rPr>
-        <w:t>Two faces of liberalism</w:t>
-      </w:r>
-      <w:r>
-        <w:rPr>
-          <w:rFonts w:ascii="Times New Roman" w:hAnsi="Times New Roman" w:cs="Times New Roman"/>
-          <w:lang w:val="en-US"/>
-        </w:rPr>
-        <w:t>. The New Press.</w:t>
+        <w:t>Enlightenment’s wake: Politics and culture at the close of the modern age</w:t>
+      </w:r>
+      <w:r>
+        <w:rPr>
+          <w:rFonts w:ascii="Times New Roman" w:hAnsi="Times New Roman" w:cs="Times New Roman"/>
+          <w:lang w:val="en-US"/>
+        </w:rPr>
+        <w:t>. Routledge Classics ed. Routledge.</w:t>
       </w:r>
     </w:p>
     <w:p>
@@ -4865,23 +4916,7 @@
           <w:rFonts w:ascii="Times New Roman" w:hAnsi="Times New Roman" w:cs="Times New Roman"/>
           <w:lang w:val="en-US"/>
         </w:rPr>
-        <w:t xml:space="preserve">———. 2000b. Where pluralists and liberals part company. In M. </w:t>
-      </w:r>
-      <w:proofErr w:type="spellStart"/>
-      <w:r>
-        <w:rPr>
-          <w:rFonts w:ascii="Times New Roman" w:hAnsi="Times New Roman" w:cs="Times New Roman"/>
-          <w:lang w:val="en-US"/>
-        </w:rPr>
-        <w:t>Baghramian</w:t>
-      </w:r>
-      <w:proofErr w:type="spellEnd"/>
-      <w:r>
-        <w:rPr>
-          <w:rFonts w:ascii="Times New Roman" w:hAnsi="Times New Roman" w:cs="Times New Roman"/>
-          <w:lang w:val="en-US"/>
-        </w:rPr>
-        <w:t xml:space="preserve"> and A. Ingram (eds.), </w:t>
+        <w:t xml:space="preserve">———. 2007b. Reply to critics. In J. Horton and G. Newey (eds.), </w:t>
       </w:r>
       <w:r>
         <w:rPr>
@@ -4890,14 +4925,14 @@
           <w:iCs/>
           <w:lang w:val="en-US"/>
         </w:rPr>
-        <w:t>Pluralism: The philosophy and politics of diversity</w:t>
-      </w:r>
-      <w:r>
-        <w:rPr>
-          <w:rFonts w:ascii="Times New Roman" w:hAnsi="Times New Roman" w:cs="Times New Roman"/>
-          <w:lang w:val="en-US"/>
-        </w:rPr>
-        <w:t>, pp. 85–102. Routledge.</w:t>
+        <w:t>The political theory of John Gray</w:t>
+      </w:r>
+      <w:r>
+        <w:rPr>
+          <w:rFonts w:ascii="Times New Roman" w:hAnsi="Times New Roman" w:cs="Times New Roman"/>
+          <w:lang w:val="en-US"/>
+        </w:rPr>
+        <w:t>, pp. 211–236. Routledge.</w:t>
       </w:r>
     </w:p>
     <w:p>
@@ -4912,12 +4947,21 @@
           <w:lang w:val="en-US"/>
         </w:rPr>
       </w:pPr>
-      <w:r>
-        <w:rPr>
-          <w:rFonts w:ascii="Times New Roman" w:hAnsi="Times New Roman" w:cs="Times New Roman"/>
-          <w:lang w:val="en-US"/>
-        </w:rPr>
-        <w:t xml:space="preserve">Lassman, P. 2007. Pluralism and its discontents: John Gray’s </w:t>
+      <w:proofErr w:type="spellStart"/>
+      <w:r>
+        <w:rPr>
+          <w:rFonts w:ascii="Times New Roman" w:hAnsi="Times New Roman" w:cs="Times New Roman"/>
+          <w:lang w:val="en-US"/>
+        </w:rPr>
+        <w:t>Lassman</w:t>
+      </w:r>
+      <w:proofErr w:type="spellEnd"/>
+      <w:r>
+        <w:rPr>
+          <w:rFonts w:ascii="Times New Roman" w:hAnsi="Times New Roman" w:cs="Times New Roman"/>
+          <w:lang w:val="en-US"/>
+        </w:rPr>
+        <w:t xml:space="preserve">, P. 2007. Pluralism and its discontents: John Gray’s </w:t>
       </w:r>
       <w:proofErr w:type="gramStart"/>
       <w:r>
@@ -4964,12 +5008,21 @@
           <w:lang w:val="en-US"/>
         </w:rPr>
       </w:pPr>
-      <w:r>
-        <w:rPr>
-          <w:rFonts w:ascii="Times New Roman" w:hAnsi="Times New Roman" w:cs="Times New Roman"/>
-          <w:lang w:val="en-US"/>
-        </w:rPr>
-        <w:t xml:space="preserve">Rorty, R. 1989. </w:t>
+      <w:proofErr w:type="spellStart"/>
+      <w:r>
+        <w:rPr>
+          <w:rFonts w:ascii="Times New Roman" w:hAnsi="Times New Roman" w:cs="Times New Roman"/>
+          <w:lang w:val="en-US"/>
+        </w:rPr>
+        <w:t>Rorty</w:t>
+      </w:r>
+      <w:proofErr w:type="spellEnd"/>
+      <w:r>
+        <w:rPr>
+          <w:rFonts w:ascii="Times New Roman" w:hAnsi="Times New Roman" w:cs="Times New Roman"/>
+          <w:lang w:val="en-US"/>
+        </w:rPr>
+        <w:t xml:space="preserve">, R. 1989. </w:t>
       </w:r>
       <w:r>
         <w:rPr>
@@ -5005,7 +5058,8 @@
           <w:rFonts w:ascii="Times New Roman" w:hAnsi="Times New Roman" w:cs="Times New Roman"/>
           <w:lang w:val="en-US"/>
         </w:rPr>
-        <w:t xml:space="preserve">———. 1995. Philosophy and the future. In H. J. Saatkamp, Jr. (ed.), </w:t>
+        <w:lastRenderedPageBreak/>
+        <w:t xml:space="preserve">———. 1991. ‘Postmodernist bourgeois liberalism’. In </w:t>
       </w:r>
       <w:r>
         <w:rPr>
@@ -5014,14 +5068,32 @@
           <w:iCs/>
           <w:lang w:val="en-US"/>
         </w:rPr>
-        <w:t>Rorty and pragmatism: The philosopher responds to his critics</w:t>
-      </w:r>
-      <w:r>
-        <w:rPr>
-          <w:rFonts w:ascii="Times New Roman" w:hAnsi="Times New Roman" w:cs="Times New Roman"/>
-          <w:lang w:val="en-US"/>
-        </w:rPr>
-        <w:t>, pp. 197–206. Vanderbilt University Press.</w:t>
+        <w:t>Objectivity, relativism, and truth:</w:t>
+      </w:r>
+      <w:r>
+        <w:rPr>
+          <w:rFonts w:ascii="Times New Roman" w:hAnsi="Times New Roman" w:cs="Times New Roman"/>
+          <w:i/>
+          <w:iCs/>
+          <w:lang w:val="en-US"/>
+        </w:rPr>
+        <w:t xml:space="preserve"> </w:t>
+      </w:r>
+      <w:r>
+        <w:rPr>
+          <w:rFonts w:ascii="Times New Roman" w:hAnsi="Times New Roman" w:cs="Times New Roman"/>
+          <w:i/>
+          <w:iCs/>
+          <w:lang w:val="en-US"/>
+        </w:rPr>
+        <w:t>Philosophical papers. Vol. 1</w:t>
+      </w:r>
+      <w:r>
+        <w:rPr>
+          <w:rFonts w:ascii="Times New Roman" w:hAnsi="Times New Roman" w:cs="Times New Roman"/>
+          <w:lang w:val="en-US"/>
+        </w:rPr>
+        <w:t>, pp. 197–202. Cambridge University Press.</w:t>
       </w:r>
     </w:p>
     <w:p>
@@ -5041,8 +5113,9 @@
           <w:rFonts w:ascii="Times New Roman" w:hAnsi="Times New Roman" w:cs="Times New Roman"/>
           <w:lang w:val="en-US"/>
         </w:rPr>
-        <w:t xml:space="preserve">———. 1997. </w:t>
-      </w:r>
+        <w:t xml:space="preserve">———. 1995. Philosophy and the future. In H. J. Saatkamp, Jr. (ed.), </w:t>
+      </w:r>
+      <w:proofErr w:type="spellStart"/>
       <w:r>
         <w:rPr>
           <w:rFonts w:ascii="Times New Roman" w:hAnsi="Times New Roman" w:cs="Times New Roman"/>
@@ -5050,6 +5123,52 @@
           <w:iCs/>
           <w:lang w:val="en-US"/>
         </w:rPr>
+        <w:t>Rorty</w:t>
+      </w:r>
+      <w:proofErr w:type="spellEnd"/>
+      <w:r>
+        <w:rPr>
+          <w:rFonts w:ascii="Times New Roman" w:hAnsi="Times New Roman" w:cs="Times New Roman"/>
+          <w:i/>
+          <w:iCs/>
+          <w:lang w:val="en-US"/>
+        </w:rPr>
+        <w:t xml:space="preserve"> and pragmatism: The philosopher responds to his critics,</w:t>
+      </w:r>
+      <w:r>
+        <w:rPr>
+          <w:rFonts w:ascii="Times New Roman" w:hAnsi="Times New Roman" w:cs="Times New Roman"/>
+          <w:lang w:val="en-US"/>
+        </w:rPr>
+        <w:t xml:space="preserve"> pp. 197–206. Vanderbilt University Press.</w:t>
+      </w:r>
+    </w:p>
+    <w:p>
+      <w:pPr>
+        <w:spacing w:before="100" w:beforeAutospacing="1" w:after="100" w:afterAutospacing="1" w:line="480" w:lineRule="auto"/>
+        <w:ind w:hanging="709"/>
+        <w:contextualSpacing/>
+        <w:mirrorIndents/>
+        <w:jc w:val="both"/>
+        <w:rPr>
+          <w:rFonts w:ascii="Times New Roman" w:hAnsi="Times New Roman" w:cs="Times New Roman"/>
+          <w:lang w:val="en-US"/>
+        </w:rPr>
+      </w:pPr>
+      <w:r>
+        <w:rPr>
+          <w:rFonts w:ascii="Times New Roman" w:hAnsi="Times New Roman" w:cs="Times New Roman"/>
+          <w:lang w:val="en-US"/>
+        </w:rPr>
+        <w:t xml:space="preserve">———. 1997. </w:t>
+      </w:r>
+      <w:r>
+        <w:rPr>
+          <w:rFonts w:ascii="Times New Roman" w:hAnsi="Times New Roman" w:cs="Times New Roman"/>
+          <w:i/>
+          <w:iCs/>
+          <w:lang w:val="en-US"/>
+        </w:rPr>
         <w:t>Truth, politics and ‘post-modernism’</w:t>
       </w:r>
       <w:r>
@@ -5057,14 +5176,7 @@
           <w:rFonts w:ascii="Times New Roman" w:hAnsi="Times New Roman" w:cs="Times New Roman"/>
           <w:lang w:val="en-US"/>
         </w:rPr>
-        <w:t xml:space="preserve">. </w:t>
-      </w:r>
-      <w:r>
-        <w:rPr>
-          <w:rFonts w:ascii="Times New Roman" w:hAnsi="Times New Roman" w:cs="Times New Roman"/>
-          <w:lang w:val="en-US"/>
-        </w:rPr>
-        <w:t xml:space="preserve">Van </w:t>
+        <w:t xml:space="preserve">. Van </w:t>
       </w:r>
       <w:proofErr w:type="spellStart"/>
       <w:r>
@@ -7034,7 +7146,6 @@
   <w:style w:type="character" w:default="1" w:styleId="Fuentedeprrafopredeter">
     <w:name w:val="Default Paragraph Font"/>
     <w:uiPriority w:val="1"/>
-    <w:semiHidden/>
     <w:unhideWhenUsed/>
   </w:style>
   <w:style w:type="table" w:default="1" w:styleId="Tablanormal">
